--- a/SignaturePad/docs/SignaturePad-User-Guide.docx
+++ b/SignaturePad/docs/SignaturePad-User-Guide.docx
@@ -70,7 +70,7 @@
           <w:noProof/>
         </w:rPr>
         <w:drawing>
-          <wp:inline distT="0" distB="0" distL="0" distR="0" wp14:anchorId="63A8F95B" wp14:editId="6472F6FE">
+          <wp:inline distT="0" distB="0" distL="0" distR="0" wp14:anchorId="1E0CD65A" wp14:editId="6D87F5D9">
             <wp:extent cx="5334000" cy="2181225"/>
             <wp:effectExtent l="0" t="0" r="0" b="0"/>
             <wp:docPr id="1" name="signature-saved.png" descr="signature-saved.png" title="signature-saved.png"/>
@@ -160,14 +160,13 @@
           <w:sz w:val="36"/>
           <w:szCs w:val="36"/>
         </w:rPr>
-        <w:lastRenderedPageBreak/>
         <w:t>Contents</w:t>
       </w:r>
     </w:p>
     <w:sdt>
       <w:sdtPr>
         <w:alias w:val="Contents"/>
-        <w:id w:val="2011789034"/>
+        <w:id w:val="1924757425"/>
       </w:sdtPr>
       <w:sdtEndPr/>
       <w:sdtContent>
@@ -196,7 +195,7 @@
           <w:r>
             <w:fldChar w:fldCharType="separate"/>
           </w:r>
-          <w:hyperlink w:anchor="_Toc242119958" w:history="1">
+          <w:hyperlink w:anchor="_Toc242181783" w:history="1">
             <w:r>
               <w:rPr>
                 <w:rStyle w:val="Hyperlink"/>
@@ -220,7 +219,7 @@
               <w:rPr>
                 <w:noProof/>
               </w:rPr>
-              <w:instrText xml:space="preserve"> PAGEREF _Toc242119958 \h </w:instrText>
+              <w:instrText xml:space="preserve"> PAGEREF _Toc242181783 \h </w:instrText>
             </w:r>
             <w:r>
               <w:rPr>
@@ -263,7 +262,7 @@
               <w14:ligatures w14:val="standardContextual"/>
             </w:rPr>
           </w:pPr>
-          <w:hyperlink w:anchor="_Toc242119959" w:history="1">
+          <w:hyperlink w:anchor="_Toc242181784" w:history="1">
             <w:r>
               <w:rPr>
                 <w:rStyle w:val="Hyperlink"/>
@@ -287,7 +286,7 @@
               <w:rPr>
                 <w:noProof/>
               </w:rPr>
-              <w:instrText xml:space="preserve"> PAGEREF _Toc242119959 \h </w:instrText>
+              <w:instrText xml:space="preserve"> PAGEREF _Toc242181784 \h </w:instrText>
             </w:r>
             <w:r>
               <w:rPr>
@@ -330,7 +329,7 @@
               <w14:ligatures w14:val="standardContextual"/>
             </w:rPr>
           </w:pPr>
-          <w:hyperlink w:anchor="_Toc242119960" w:history="1">
+          <w:hyperlink w:anchor="_Toc242181785" w:history="1">
             <w:r>
               <w:rPr>
                 <w:rStyle w:val="Hyperlink"/>
@@ -354,7 +353,7 @@
               <w:rPr>
                 <w:noProof/>
               </w:rPr>
-              <w:instrText xml:space="preserve"> PAGEREF _Toc242119960 \h </w:instrText>
+              <w:instrText xml:space="preserve"> PAGEREF _Toc242181785 \h </w:instrText>
             </w:r>
             <w:r>
               <w:rPr>
@@ -397,7 +396,7 @@
               <w14:ligatures w14:val="standardContextual"/>
             </w:rPr>
           </w:pPr>
-          <w:hyperlink w:anchor="_Toc242119961" w:history="1">
+          <w:hyperlink w:anchor="_Toc242181786" w:history="1">
             <w:r>
               <w:rPr>
                 <w:rStyle w:val="Hyperlink"/>
@@ -421,7 +420,7 @@
               <w:rPr>
                 <w:noProof/>
               </w:rPr>
-              <w:instrText xml:space="preserve"> PAGEREF _Toc242119961 \h </w:instrText>
+              <w:instrText xml:space="preserve"> PAGEREF _Toc242181786 \h </w:instrText>
             </w:r>
             <w:r>
               <w:rPr>
@@ -464,7 +463,7 @@
               <w14:ligatures w14:val="standardContextual"/>
             </w:rPr>
           </w:pPr>
-          <w:hyperlink w:anchor="_Toc242119962" w:history="1">
+          <w:hyperlink w:anchor="_Toc242181787" w:history="1">
             <w:r>
               <w:rPr>
                 <w:rStyle w:val="Hyperlink"/>
@@ -488,7 +487,7 @@
               <w:rPr>
                 <w:noProof/>
               </w:rPr>
-              <w:instrText xml:space="preserve"> PAGEREF _Toc242119962 \h </w:instrText>
+              <w:instrText xml:space="preserve"> PAGEREF _Toc242181787 \h </w:instrText>
             </w:r>
             <w:r>
               <w:rPr>
@@ -531,7 +530,7 @@
               <w14:ligatures w14:val="standardContextual"/>
             </w:rPr>
           </w:pPr>
-          <w:hyperlink w:anchor="_Toc242119963" w:history="1">
+          <w:hyperlink w:anchor="_Toc242181788" w:history="1">
             <w:r>
               <w:rPr>
                 <w:rStyle w:val="Hyperlink"/>
@@ -555,7 +554,7 @@
               <w:rPr>
                 <w:noProof/>
               </w:rPr>
-              <w:instrText xml:space="preserve"> PAGEREF _Toc242119963 \h </w:instrText>
+              <w:instrText xml:space="preserve"> PAGEREF _Toc242181788 \h </w:instrText>
             </w:r>
             <w:r>
               <w:rPr>
@@ -598,7 +597,7 @@
               <w14:ligatures w14:val="standardContextual"/>
             </w:rPr>
           </w:pPr>
-          <w:hyperlink w:anchor="_Toc242119964" w:history="1">
+          <w:hyperlink w:anchor="_Toc242181789" w:history="1">
             <w:r>
               <w:rPr>
                 <w:rStyle w:val="Hyperlink"/>
@@ -622,7 +621,7 @@
               <w:rPr>
                 <w:noProof/>
               </w:rPr>
-              <w:instrText xml:space="preserve"> PAGEREF _Toc242119964 \h </w:instrText>
+              <w:instrText xml:space="preserve"> PAGEREF _Toc242181789 \h </w:instrText>
             </w:r>
             <w:r>
               <w:rPr>
@@ -665,7 +664,7 @@
               <w14:ligatures w14:val="standardContextual"/>
             </w:rPr>
           </w:pPr>
-          <w:hyperlink w:anchor="_Toc242119965" w:history="1">
+          <w:hyperlink w:anchor="_Toc242181790" w:history="1">
             <w:r>
               <w:rPr>
                 <w:rStyle w:val="Hyperlink"/>
@@ -689,7 +688,7 @@
               <w:rPr>
                 <w:noProof/>
               </w:rPr>
-              <w:instrText xml:space="preserve"> PAGEREF _Toc242119965 \h </w:instrText>
+              <w:instrText xml:space="preserve"> PAGEREF _Toc242181790 \h </w:instrText>
             </w:r>
             <w:r>
               <w:rPr>
@@ -732,7 +731,7 @@
               <w14:ligatures w14:val="standardContextual"/>
             </w:rPr>
           </w:pPr>
-          <w:hyperlink w:anchor="_Toc242119966" w:history="1">
+          <w:hyperlink w:anchor="_Toc242181791" w:history="1">
             <w:r>
               <w:rPr>
                 <w:rStyle w:val="Hyperlink"/>
@@ -756,7 +755,7 @@
               <w:rPr>
                 <w:noProof/>
               </w:rPr>
-              <w:instrText xml:space="preserve"> PAGEREF _Toc242119966 \h </w:instrText>
+              <w:instrText xml:space="preserve"> PAGEREF _Toc242181791 \h </w:instrText>
             </w:r>
             <w:r>
               <w:rPr>
@@ -799,7 +798,7 @@
               <w14:ligatures w14:val="standardContextual"/>
             </w:rPr>
           </w:pPr>
-          <w:hyperlink w:anchor="_Toc242119967" w:history="1">
+          <w:hyperlink w:anchor="_Toc242181792" w:history="1">
             <w:r>
               <w:rPr>
                 <w:rStyle w:val="Hyperlink"/>
@@ -823,7 +822,7 @@
               <w:rPr>
                 <w:noProof/>
               </w:rPr>
-              <w:instrText xml:space="preserve"> PAGEREF _Toc242119967 \h </w:instrText>
+              <w:instrText xml:space="preserve"> PAGEREF _Toc242181792 \h </w:instrText>
             </w:r>
             <w:r>
               <w:rPr>
@@ -866,7 +865,7 @@
               <w14:ligatures w14:val="standardContextual"/>
             </w:rPr>
           </w:pPr>
-          <w:hyperlink w:anchor="_Toc242119968" w:history="1">
+          <w:hyperlink w:anchor="_Toc242181793" w:history="1">
             <w:r>
               <w:rPr>
                 <w:rStyle w:val="Hyperlink"/>
@@ -890,7 +889,7 @@
               <w:rPr>
                 <w:noProof/>
               </w:rPr>
-              <w:instrText xml:space="preserve"> PAGEREF _Toc242119968 \h </w:instrText>
+              <w:instrText xml:space="preserve"> PAGEREF _Toc242181793 \h </w:instrText>
             </w:r>
             <w:r>
               <w:rPr>
@@ -933,7 +932,7 @@
               <w14:ligatures w14:val="standardContextual"/>
             </w:rPr>
           </w:pPr>
-          <w:hyperlink w:anchor="_Toc242119969" w:history="1">
+          <w:hyperlink w:anchor="_Toc242181794" w:history="1">
             <w:r>
               <w:rPr>
                 <w:rStyle w:val="Hyperlink"/>
@@ -957,7 +956,7 @@
               <w:rPr>
                 <w:noProof/>
               </w:rPr>
-              <w:instrText xml:space="preserve"> PAGEREF _Toc242119969 \h </w:instrText>
+              <w:instrText xml:space="preserve"> PAGEREF _Toc242181794 \h </w:instrText>
             </w:r>
             <w:r>
               <w:rPr>
@@ -996,9 +995,8 @@
         <w:pStyle w:val="Heading1"/>
         <w:pageBreakBefore/>
       </w:pPr>
-      <w:bookmarkStart w:id="0" w:name="_Toc242119958"/>
-      <w:r>
-        <w:lastRenderedPageBreak/>
+      <w:bookmarkStart w:id="0" w:name="_Toc242181783"/>
+      <w:r>
         <w:t>1. Overview</w:t>
       </w:r>
       <w:bookmarkEnd w:id="0"/>
@@ -1073,7 +1071,7 @@
           <w:noProof/>
         </w:rPr>
         <w:drawing>
-          <wp:inline distT="0" distB="0" distL="0" distR="0" wp14:anchorId="297A4D6F" wp14:editId="53F96906">
+          <wp:inline distT="0" distB="0" distL="0" distR="0" wp14:anchorId="13EF8267" wp14:editId="666A6F53">
             <wp:extent cx="5334000" cy="1914525"/>
             <wp:effectExtent l="0" t="0" r="0" b="0"/>
             <wp:docPr id="2" name="signature-pad.png" descr="Signature mode: the pad, the toolbar and a note about the signature" title="Signature mode: the pad, the toolbar and a note about the signature"/>
@@ -1132,7 +1130,7 @@
       <w:pPr>
         <w:pStyle w:val="Heading2"/>
       </w:pPr>
-      <w:bookmarkStart w:id="1" w:name="_Toc242119959"/>
+      <w:bookmarkStart w:id="1" w:name="_Toc242181784"/>
       <w:r>
         <w:t>Features</w:t>
       </w:r>
@@ -1759,7 +1757,6 @@
           </w:tcPr>
           <w:p>
             <w:r>
-              <w:lastRenderedPageBreak/>
               <w:t>Saved list</w:t>
             </w:r>
           </w:p>
@@ -1986,9 +1983,8 @@
         <w:pStyle w:val="Heading1"/>
         <w:pageBreakBefore/>
       </w:pPr>
-      <w:bookmarkStart w:id="2" w:name="_Toc242119960"/>
-      <w:r>
-        <w:lastRenderedPageBreak/>
+      <w:bookmarkStart w:id="2" w:name="_Toc242181785"/>
+      <w:r>
         <w:t>2. Requirements</w:t>
       </w:r>
       <w:bookmarkEnd w:id="2"/>
@@ -2099,7 +2095,7 @@
       <w:pPr>
         <w:pStyle w:val="Heading1"/>
       </w:pPr>
-      <w:bookmarkStart w:id="3" w:name="_Toc242119961"/>
+      <w:bookmarkStart w:id="3" w:name="_Toc242181786"/>
       <w:r>
         <w:t>3. Install the solution</w:t>
       </w:r>
@@ -2115,17 +2111,7 @@
         <w:spacing w:after="80"/>
       </w:pPr>
       <w:r>
-        <w:t xml:space="preserve">Download the latest </w:t>
-      </w:r>
-      <w:r>
-        <w:rPr>
-          <w:b/>
-          <w:bCs/>
-        </w:rPr>
-        <w:t>managed</w:t>
-      </w:r>
-      <w:r>
-        <w:t xml:space="preserve"> solution, for example </w:t>
+        <w:t xml:space="preserve">Download </w:t>
       </w:r>
       <w:r>
         <w:rPr>
@@ -2137,7 +2123,27 @@
         <w:t>ArtSignaturePad_managed.zip</w:t>
       </w:r>
       <w:r>
-        <w:t>.</w:t>
+        <w:t xml:space="preserve"> from the latest </w:t>
+      </w:r>
+      <w:r>
+        <w:rPr>
+          <w:b/>
+          <w:bCs/>
+        </w:rPr>
+        <w:t>Signature Pad</w:t>
+      </w:r>
+      <w:r>
+        <w:t xml:space="preserve"> release on github.com/ankitrana/PCF-Controls/releases (under </w:t>
+      </w:r>
+      <w:r>
+        <w:rPr>
+          <w:i/>
+          <w:iCs/>
+        </w:rPr>
+        <w:t>Assets</w:t>
+      </w:r>
+      <w:r>
+        <w:t>).</w:t>
       </w:r>
     </w:p>
     <w:p>
@@ -2255,9 +2261,8 @@
         <w:pStyle w:val="Heading1"/>
         <w:pageBreakBefore/>
       </w:pPr>
-      <w:bookmarkStart w:id="4" w:name="_Toc242119962"/>
-      <w:r>
-        <w:lastRenderedPageBreak/>
+      <w:bookmarkStart w:id="4" w:name="_Toc242181787"/>
+      <w:r>
         <w:t>4. Add the control to a form</w:t>
       </w:r>
       <w:bookmarkEnd w:id="4"/>
@@ -2564,9 +2569,8 @@
         <w:pStyle w:val="Heading1"/>
         <w:pageBreakBefore/>
       </w:pPr>
-      <w:bookmarkStart w:id="5" w:name="_Toc242119963"/>
-      <w:r>
-        <w:lastRenderedPageBreak/>
+      <w:bookmarkStart w:id="5" w:name="_Toc242181788"/>
+      <w:r>
         <w:t>5. Settings reference</w:t>
       </w:r>
       <w:bookmarkEnd w:id="5"/>
@@ -3874,9 +3878,8 @@
       <w:pPr>
         <w:pStyle w:val="Heading2"/>
       </w:pPr>
-      <w:bookmarkStart w:id="6" w:name="_Toc242119964"/>
-      <w:r>
-        <w:lastRenderedPageBreak/>
+      <w:bookmarkStart w:id="6" w:name="_Toc242181789"/>
+      <w:r>
         <w:t>Example setups</w:t>
       </w:r>
       <w:bookmarkEnd w:id="6"/>
@@ -4203,9 +4206,8 @@
         <w:pStyle w:val="Heading1"/>
         <w:pageBreakBefore/>
       </w:pPr>
-      <w:bookmarkStart w:id="7" w:name="_Toc242119965"/>
-      <w:r>
-        <w:lastRenderedPageBreak/>
+      <w:bookmarkStart w:id="7" w:name="_Toc242181790"/>
+      <w:r>
         <w:t>6. Using the control</w:t>
       </w:r>
       <w:bookmarkEnd w:id="7"/>
@@ -4220,7 +4222,7 @@
           <w:noProof/>
         </w:rPr>
         <w:drawing>
-          <wp:inline distT="0" distB="0" distL="0" distR="0" wp14:anchorId="223EF2E2" wp14:editId="63F88A90">
+          <wp:inline distT="0" distB="0" distL="0" distR="0" wp14:anchorId="1C3DAF0D" wp14:editId="05714EC8">
             <wp:extent cx="5334000" cy="2076450"/>
             <wp:effectExtent l="0" t="0" r="0" b="0"/>
             <wp:docPr id="3" name="signature-edit.png" descr="Editing a saved signature: part of it rubbed out with the eraser" title="Editing a saved signature: part of it rubbed out with the eraser"/>
@@ -5139,9 +5141,8 @@
         <w:rPr>
           <w:noProof/>
         </w:rPr>
-        <w:lastRenderedPageBreak/>
         <w:drawing>
-          <wp:inline distT="0" distB="0" distL="0" distR="0" wp14:anchorId="50E89492" wp14:editId="05989237">
+          <wp:inline distT="0" distB="0" distL="0" distR="0" wp14:anchorId="66E805F4" wp14:editId="6E393D6D">
             <wp:extent cx="4572000" cy="4238625"/>
             <wp:effectExtent l="0" t="0" r="0" b="0"/>
             <wp:docPr id="4" name="drawing-mode.png" descr="Drawing mode: three saved drawings with notes, newest first" title="Drawing mode: three saved drawings with notes, newest first"/>
@@ -5201,9 +5202,8 @@
         <w:pStyle w:val="Heading1"/>
         <w:pageBreakBefore/>
       </w:pPr>
-      <w:bookmarkStart w:id="8" w:name="_Toc242119966"/>
-      <w:r>
-        <w:lastRenderedPageBreak/>
+      <w:bookmarkStart w:id="8" w:name="_Toc242181791"/>
+      <w:r>
         <w:t>7. How images are saved</w:t>
       </w:r>
       <w:bookmarkEnd w:id="8"/>
@@ -5650,9 +5650,8 @@
         <w:pStyle w:val="Heading1"/>
         <w:pageBreakBefore/>
       </w:pPr>
-      <w:bookmarkStart w:id="9" w:name="_Toc242119967"/>
-      <w:r>
-        <w:lastRenderedPageBreak/>
+      <w:bookmarkStart w:id="9" w:name="_Toc242181792"/>
+      <w:r>
         <w:t>8. Security</w:t>
       </w:r>
       <w:bookmarkEnd w:id="9"/>
@@ -6102,9 +6101,8 @@
         <w:pStyle w:val="Heading1"/>
         <w:pageBreakBefore/>
       </w:pPr>
-      <w:bookmarkStart w:id="10" w:name="_Toc242119968"/>
-      <w:r>
-        <w:lastRenderedPageBreak/>
+      <w:bookmarkStart w:id="10" w:name="_Toc242181793"/>
+      <w:r>
         <w:t>9. Troubleshooting</w:t>
       </w:r>
       <w:bookmarkEnd w:id="10"/>
@@ -6804,7 +6802,7 @@
       <w:pPr>
         <w:pStyle w:val="Heading1"/>
       </w:pPr>
-      <w:bookmarkStart w:id="11" w:name="_Toc242119969"/>
+      <w:bookmarkStart w:id="11" w:name="_Toc242181794"/>
       <w:r>
         <w:t>10. Update or uninstall</w:t>
       </w:r>
@@ -7092,10 +7090,10 @@
 <file path=word/numbering.xml><?xml version="1.0" encoding="utf-8"?>
 <w:numbering xmlns:wpc="http://schemas.microsoft.com/office/word/2010/wordprocessingCanvas" xmlns:cx="http://schemas.microsoft.com/office/drawing/2014/chartex" xmlns:cx1="http://schemas.microsoft.com/office/drawing/2015/9/8/chartex" xmlns:cx2="http://schemas.microsoft.com/office/drawing/2015/10/21/chartex" xmlns:cx3="http://schemas.microsoft.com/office/drawing/2016/5/9/chartex" xmlns:cx4="http://schemas.microsoft.com/office/drawing/2016/5/10/chartex" xmlns:cx5="http://schemas.microsoft.com/office/drawing/2016/5/11/chartex" xmlns:cx6="http://schemas.microsoft.com/office/drawing/2016/5/12/chartex" xmlns:cx7="http://schemas.microsoft.com/office/drawing/2016/5/13/chartex" xmlns:cx8="http://schemas.microsoft.com/office/drawing/2016/5/14/chartex" xmlns:mc="http://schemas.openxmlformats.org/markup-compatibility/2006" xmlns:aink="http://schemas.microsoft.com/office/drawing/2016/ink" xmlns:am3d="http://schemas.microsoft.com/office/drawing/2017/model3d" xmlns:o="urn:schemas-microsoft-com:office:office" xmlns:oel="http://schemas.microsoft.com/office/2019/extlst" xmlns:r="http://schemas.openxmlformats.org/officeDocument/2006/relationships" xmlns:m="http://schemas.openxmlformats.org/officeDocument/2006/math" xmlns:v="urn:schemas-microsoft-com:vml" xmlns:wp14="http://schemas.microsoft.com/office/word/2010/wordprocessingDrawing" xmlns:wp="http://schemas.openxmlformats.org/drawingml/2006/wordprocessingDrawing" xmlns:w10="urn:schemas-microsoft-com:office:word" xmlns:w="http://schemas.openxmlformats.org/wordprocessingml/2006/main" xmlns:w14="http://schemas.microsoft.com/office/word/2010/wordml" xmlns:w15="http://schemas.microsoft.com/office/word/2012/wordml" xmlns:w16cex="http://schemas.microsoft.com/office/word/2018/wordml/cex" xmlns:w16cid="http://schemas.microsoft.com/office/word/2016/wordml/cid" xmlns:w16="http://schemas.microsoft.com/office/word/2018/wordml" xmlns:w16du="http://schemas.microsoft.com/office/word/2023/wordml/word16du" xmlns:w16sdtdh="http://schemas.microsoft.com/office/word/2020/wordml/sdtdatahash" xmlns:w16sdtfl="http://schemas.microsoft.com/office/word/2024/wordml/sdtformatlock" xmlns:w16se="http://schemas.microsoft.com/office/word/2015/wordml/symex" xmlns:wpg="http://schemas.microsoft.com/office/word/2010/wordprocessingGroup" xmlns:wpi="http://schemas.microsoft.com/office/word/2010/wordprocessingInk" xmlns:wne="http://schemas.microsoft.com/office/word/2006/wordml" xmlns:wps="http://schemas.microsoft.com/office/word/2010/wordprocessingShape" mc:Ignorable="w14 w15 w16se w16cid w16 w16cex w16sdtdh w16sdtfl w16du wp14">
   <w:abstractNum w:abstractNumId="0" w15:restartNumberingAfterBreak="0">
-    <w:nsid w:val="0A324B63"/>
+    <w:nsid w:val="03504B2A"/>
     <w:multiLevelType w:val="hybridMultilevel"/>
-    <w:tmpl w:val="C1A0A71E"/>
-    <w:lvl w:ilvl="0" w:tplc="A96E5332">
+    <w:tmpl w:val="A4EC7168"/>
+    <w:lvl w:ilvl="0" w:tplc="0A329DA8">
       <w:start w:val="1"/>
       <w:numFmt w:val="decimal"/>
       <w:lvlText w:val="%1."/>
@@ -7104,52 +7102,52 @@
         <w:ind w:left="400" w:hanging="300"/>
       </w:pPr>
     </w:lvl>
-    <w:lvl w:ilvl="1" w:tplc="1EC8602C">
+    <w:lvl w:ilvl="1" w:tplc="A78ADC6C">
       <w:numFmt w:val="decimal"/>
       <w:lvlText w:val=""/>
       <w:lvlJc w:val="left"/>
     </w:lvl>
-    <w:lvl w:ilvl="2" w:tplc="F06C18BA">
+    <w:lvl w:ilvl="2" w:tplc="BD5AA688">
       <w:numFmt w:val="decimal"/>
       <w:lvlText w:val=""/>
       <w:lvlJc w:val="left"/>
     </w:lvl>
-    <w:lvl w:ilvl="3" w:tplc="18EC72A4">
+    <w:lvl w:ilvl="3" w:tplc="37A41C72">
       <w:numFmt w:val="decimal"/>
       <w:lvlText w:val=""/>
       <w:lvlJc w:val="left"/>
     </w:lvl>
-    <w:lvl w:ilvl="4" w:tplc="566E37F8">
+    <w:lvl w:ilvl="4" w:tplc="81168A86">
       <w:numFmt w:val="decimal"/>
       <w:lvlText w:val=""/>
       <w:lvlJc w:val="left"/>
     </w:lvl>
-    <w:lvl w:ilvl="5" w:tplc="A94C321C">
+    <w:lvl w:ilvl="5" w:tplc="B318207A">
       <w:numFmt w:val="decimal"/>
       <w:lvlText w:val=""/>
       <w:lvlJc w:val="left"/>
     </w:lvl>
-    <w:lvl w:ilvl="6" w:tplc="C68A57A2">
+    <w:lvl w:ilvl="6" w:tplc="39502CF4">
       <w:numFmt w:val="decimal"/>
       <w:lvlText w:val=""/>
       <w:lvlJc w:val="left"/>
     </w:lvl>
-    <w:lvl w:ilvl="7" w:tplc="3ABA67C4">
+    <w:lvl w:ilvl="7" w:tplc="DADEF432">
       <w:numFmt w:val="decimal"/>
       <w:lvlText w:val=""/>
       <w:lvlJc w:val="left"/>
     </w:lvl>
-    <w:lvl w:ilvl="8" w:tplc="616A7B06">
+    <w:lvl w:ilvl="8" w:tplc="A5866D7E">
       <w:numFmt w:val="decimal"/>
       <w:lvlText w:val=""/>
       <w:lvlJc w:val="left"/>
     </w:lvl>
   </w:abstractNum>
   <w:abstractNum w:abstractNumId="1" w15:restartNumberingAfterBreak="0">
-    <w:nsid w:val="409E2729"/>
+    <w:nsid w:val="1BA83181"/>
     <w:multiLevelType w:val="hybridMultilevel"/>
-    <w:tmpl w:val="FD88F902"/>
-    <w:lvl w:ilvl="0" w:tplc="8D9045FA">
+    <w:tmpl w:val="B1326002"/>
+    <w:lvl w:ilvl="0" w:tplc="877ACDF0">
       <w:start w:val="1"/>
       <w:numFmt w:val="bullet"/>
       <w:lvlText w:val="•"/>
@@ -7158,52 +7156,52 @@
         <w:ind w:left="400" w:hanging="260"/>
       </w:pPr>
     </w:lvl>
-    <w:lvl w:ilvl="1" w:tplc="192C35F0">
+    <w:lvl w:ilvl="1" w:tplc="0A360D58">
       <w:numFmt w:val="decimal"/>
       <w:lvlText w:val=""/>
       <w:lvlJc w:val="left"/>
     </w:lvl>
-    <w:lvl w:ilvl="2" w:tplc="A7BA04FA">
+    <w:lvl w:ilvl="2" w:tplc="26141516">
       <w:numFmt w:val="decimal"/>
       <w:lvlText w:val=""/>
       <w:lvlJc w:val="left"/>
     </w:lvl>
-    <w:lvl w:ilvl="3" w:tplc="688C4F3A">
+    <w:lvl w:ilvl="3" w:tplc="3F96D9BE">
       <w:numFmt w:val="decimal"/>
       <w:lvlText w:val=""/>
       <w:lvlJc w:val="left"/>
     </w:lvl>
-    <w:lvl w:ilvl="4" w:tplc="DD14CBA4">
+    <w:lvl w:ilvl="4" w:tplc="F3BADA80">
       <w:numFmt w:val="decimal"/>
       <w:lvlText w:val=""/>
       <w:lvlJc w:val="left"/>
     </w:lvl>
-    <w:lvl w:ilvl="5" w:tplc="D19A991C">
+    <w:lvl w:ilvl="5" w:tplc="21C60D34">
       <w:numFmt w:val="decimal"/>
       <w:lvlText w:val=""/>
       <w:lvlJc w:val="left"/>
     </w:lvl>
-    <w:lvl w:ilvl="6" w:tplc="476C7394">
+    <w:lvl w:ilvl="6" w:tplc="C8DC544C">
       <w:numFmt w:val="decimal"/>
       <w:lvlText w:val=""/>
       <w:lvlJc w:val="left"/>
     </w:lvl>
-    <w:lvl w:ilvl="7" w:tplc="98766088">
+    <w:lvl w:ilvl="7" w:tplc="5D3E7D20">
       <w:numFmt w:val="decimal"/>
       <w:lvlText w:val=""/>
       <w:lvlJc w:val="left"/>
     </w:lvl>
-    <w:lvl w:ilvl="8" w:tplc="DD9648EA">
+    <w:lvl w:ilvl="8" w:tplc="BA26F1F6">
       <w:numFmt w:val="decimal"/>
       <w:lvlText w:val=""/>
       <w:lvlJc w:val="left"/>
     </w:lvl>
   </w:abstractNum>
   <w:abstractNum w:abstractNumId="2" w15:restartNumberingAfterBreak="0">
-    <w:nsid w:val="6D9705C6"/>
+    <w:nsid w:val="32AA4ECC"/>
     <w:multiLevelType w:val="hybridMultilevel"/>
-    <w:tmpl w:val="0DF01754"/>
-    <w:lvl w:ilvl="0" w:tplc="6AD4D596" w:tentative="1">
+    <w:tmpl w:val="8A4CF16C"/>
+    <w:lvl w:ilvl="0" w:tplc="5EB018AE" w:tentative="1">
       <w:start w:val="1"/>
       <w:numFmt w:val="bullet"/>
       <w:lvlText w:val="●"/>
@@ -7212,7 +7210,7 @@
         <w:ind w:left="720" w:hanging="360"/>
       </w:pPr>
     </w:lvl>
-    <w:lvl w:ilvl="1" w:tplc="68A89356" w:tentative="1">
+    <w:lvl w:ilvl="1" w:tplc="2D685FD6" w:tentative="1">
       <w:start w:val="1"/>
       <w:numFmt w:val="bullet"/>
       <w:lvlText w:val="○"/>
@@ -7221,7 +7219,7 @@
         <w:ind w:left="1440" w:hanging="360"/>
       </w:pPr>
     </w:lvl>
-    <w:lvl w:ilvl="2" w:tplc="BBF67168" w:tentative="1">
+    <w:lvl w:ilvl="2" w:tplc="E912F310" w:tentative="1">
       <w:start w:val="1"/>
       <w:numFmt w:val="bullet"/>
       <w:lvlText w:val="■"/>
@@ -7230,7 +7228,7 @@
         <w:ind w:left="2160" w:hanging="360"/>
       </w:pPr>
     </w:lvl>
-    <w:lvl w:ilvl="3" w:tplc="32CADBB4" w:tentative="1">
+    <w:lvl w:ilvl="3" w:tplc="6F5472B6" w:tentative="1">
       <w:start w:val="1"/>
       <w:numFmt w:val="bullet"/>
       <w:lvlText w:val="●"/>
@@ -7239,7 +7237,7 @@
         <w:ind w:left="2880" w:hanging="360"/>
       </w:pPr>
     </w:lvl>
-    <w:lvl w:ilvl="4" w:tplc="32A42122" w:tentative="1">
+    <w:lvl w:ilvl="4" w:tplc="53EC0464" w:tentative="1">
       <w:start w:val="1"/>
       <w:numFmt w:val="bullet"/>
       <w:lvlText w:val="○"/>
@@ -7248,7 +7246,7 @@
         <w:ind w:left="3600" w:hanging="360"/>
       </w:pPr>
     </w:lvl>
-    <w:lvl w:ilvl="5" w:tplc="8C2A9BFC" w:tentative="1">
+    <w:lvl w:ilvl="5" w:tplc="D8D2982E" w:tentative="1">
       <w:start w:val="1"/>
       <w:numFmt w:val="bullet"/>
       <w:lvlText w:val="■"/>
@@ -7257,7 +7255,7 @@
         <w:ind w:left="4320" w:hanging="360"/>
       </w:pPr>
     </w:lvl>
-    <w:lvl w:ilvl="6" w:tplc="8E721850" w:tentative="1">
+    <w:lvl w:ilvl="6" w:tplc="B3568C7A" w:tentative="1">
       <w:start w:val="1"/>
       <w:numFmt w:val="bullet"/>
       <w:lvlText w:val="●"/>
@@ -7266,7 +7264,7 @@
         <w:ind w:left="5040" w:hanging="360"/>
       </w:pPr>
     </w:lvl>
-    <w:lvl w:ilvl="7" w:tplc="FB80E912" w:tentative="1">
+    <w:lvl w:ilvl="7" w:tplc="9496A89E" w:tentative="1">
       <w:start w:val="1"/>
       <w:numFmt w:val="bullet"/>
       <w:lvlText w:val="●"/>
@@ -7275,7 +7273,7 @@
         <w:ind w:left="5760" w:hanging="360"/>
       </w:pPr>
     </w:lvl>
-    <w:lvl w:ilvl="8" w:tplc="EE364DF4" w:tentative="1">
+    <w:lvl w:ilvl="8" w:tplc="5778EBDA" w:tentative="1">
       <w:start w:val="1"/>
       <w:numFmt w:val="bullet"/>
       <w:lvlText w:val="●"/>
@@ -7286,10 +7284,10 @@
     </w:lvl>
   </w:abstractNum>
   <w:abstractNum w:abstractNumId="3" w15:restartNumberingAfterBreak="0">
-    <w:nsid w:val="6F683614"/>
+    <w:nsid w:val="3D27380A"/>
     <w:multiLevelType w:val="hybridMultilevel"/>
-    <w:tmpl w:val="B3F65D44"/>
-    <w:lvl w:ilvl="0" w:tplc="8E5CC39C">
+    <w:tmpl w:val="26667276"/>
+    <w:lvl w:ilvl="0" w:tplc="7C203B52">
       <w:start w:val="1"/>
       <w:numFmt w:val="decimal"/>
       <w:lvlText w:val="%1."/>
@@ -7298,66 +7296,66 @@
         <w:ind w:left="400" w:hanging="300"/>
       </w:pPr>
     </w:lvl>
-    <w:lvl w:ilvl="1" w:tplc="D5B2CA4A">
+    <w:lvl w:ilvl="1" w:tplc="4210F298">
       <w:numFmt w:val="decimal"/>
       <w:lvlText w:val=""/>
       <w:lvlJc w:val="left"/>
     </w:lvl>
-    <w:lvl w:ilvl="2" w:tplc="2D545DCC">
+    <w:lvl w:ilvl="2" w:tplc="3A5062F6">
       <w:numFmt w:val="decimal"/>
       <w:lvlText w:val=""/>
       <w:lvlJc w:val="left"/>
     </w:lvl>
-    <w:lvl w:ilvl="3" w:tplc="BB9C047C">
+    <w:lvl w:ilvl="3" w:tplc="F5EC1DE8">
       <w:numFmt w:val="decimal"/>
       <w:lvlText w:val=""/>
       <w:lvlJc w:val="left"/>
     </w:lvl>
-    <w:lvl w:ilvl="4" w:tplc="6840ED32">
+    <w:lvl w:ilvl="4" w:tplc="D1EABB06">
       <w:numFmt w:val="decimal"/>
       <w:lvlText w:val=""/>
       <w:lvlJc w:val="left"/>
     </w:lvl>
-    <w:lvl w:ilvl="5" w:tplc="4DCAB550">
+    <w:lvl w:ilvl="5" w:tplc="4E404B1A">
       <w:numFmt w:val="decimal"/>
       <w:lvlText w:val=""/>
       <w:lvlJc w:val="left"/>
     </w:lvl>
-    <w:lvl w:ilvl="6" w:tplc="7514220E">
+    <w:lvl w:ilvl="6" w:tplc="B96CE63C">
       <w:numFmt w:val="decimal"/>
       <w:lvlText w:val=""/>
       <w:lvlJc w:val="left"/>
     </w:lvl>
-    <w:lvl w:ilvl="7" w:tplc="B5F86A86">
+    <w:lvl w:ilvl="7" w:tplc="085AA31E">
       <w:numFmt w:val="decimal"/>
       <w:lvlText w:val=""/>
       <w:lvlJc w:val="left"/>
     </w:lvl>
-    <w:lvl w:ilvl="8" w:tplc="FB9088BE">
+    <w:lvl w:ilvl="8" w:tplc="1DE0A178">
       <w:numFmt w:val="decimal"/>
       <w:lvlText w:val=""/>
       <w:lvlJc w:val="left"/>
     </w:lvl>
   </w:abstractNum>
-  <w:num w:numId="1" w16cid:durableId="2024286290">
+  <w:num w:numId="1" w16cid:durableId="127675493">
     <w:abstractNumId w:val="2"/>
     <w:lvlOverride w:ilvl="0">
       <w:startOverride w:val="1"/>
     </w:lvlOverride>
   </w:num>
-  <w:num w:numId="2" w16cid:durableId="1158427496">
+  <w:num w:numId="2" w16cid:durableId="1585606268">
     <w:abstractNumId w:val="1"/>
     <w:lvlOverride w:ilvl="0">
       <w:startOverride w:val="1"/>
     </w:lvlOverride>
   </w:num>
-  <w:num w:numId="3" w16cid:durableId="1447192565">
+  <w:num w:numId="3" w16cid:durableId="2116054091">
     <w:abstractNumId w:val="0"/>
     <w:lvlOverride w:ilvl="0">
       <w:startOverride w:val="1"/>
     </w:lvlOverride>
   </w:num>
-  <w:num w:numId="4" w16cid:durableId="1697733982">
+  <w:num w:numId="4" w16cid:durableId="2005669967">
     <w:abstractNumId w:val="3"/>
     <w:lvlOverride w:ilvl="0">
       <w:startOverride w:val="1"/>
@@ -7999,7 +7997,7 @@
     <w:autoRedefine/>
     <w:uiPriority w:val="39"/>
     <w:unhideWhenUsed/>
-    <w:rsid w:val="00D67952"/>
+    <w:rsid w:val="0059052C"/>
     <w:pPr>
       <w:spacing w:after="100"/>
     </w:pPr>
@@ -8011,7 +8009,7 @@
     <w:autoRedefine/>
     <w:uiPriority w:val="39"/>
     <w:unhideWhenUsed/>
-    <w:rsid w:val="00D67952"/>
+    <w:rsid w:val="0059052C"/>
     <w:pPr>
       <w:spacing w:after="100"/>
       <w:ind w:left="210"/>

--- a/SignaturePad/docs/SignaturePad-User-Guide.docx
+++ b/SignaturePad/docs/SignaturePad-User-Guide.docx
@@ -15,7 +15,7 @@
           <w:sz w:val="20"/>
           <w:szCs w:val="20"/>
         </w:rPr>
-        <w:t>AnkitRana-Tech  ·  PCF CONTROL</w:t>
+        <w:t>Montariva Technology  ·  PCF CONTROL</w:t>
       </w:r>
     </w:p>
     <w:p>
@@ -70,7 +70,7 @@
           <w:noProof/>
         </w:rPr>
         <w:drawing>
-          <wp:inline distT="0" distB="0" distL="0" distR="0" wp14:anchorId="1E0CD65A" wp14:editId="6D87F5D9">
+          <wp:inline distT="0" distB="0" distL="0" distR="0" wp14:anchorId="28CF8AB2" wp14:editId="3D089DDD">
             <wp:extent cx="5334000" cy="2181225"/>
             <wp:effectExtent l="0" t="0" r="0" b="0"/>
             <wp:docPr id="1" name="signature-saved.png" descr="signature-saved.png" title="signature-saved.png"/>
@@ -166,7 +166,7 @@
     <w:sdt>
       <w:sdtPr>
         <w:alias w:val="Contents"/>
-        <w:id w:val="1924757425"/>
+        <w:id w:val="1707593024"/>
       </w:sdtPr>
       <w:sdtEndPr/>
       <w:sdtContent>
@@ -195,7 +195,7 @@
           <w:r>
             <w:fldChar w:fldCharType="separate"/>
           </w:r>
-          <w:hyperlink w:anchor="_Toc242181783" w:history="1">
+          <w:hyperlink w:anchor="_Toc242627245" w:history="1">
             <w:r>
               <w:rPr>
                 <w:rStyle w:val="Hyperlink"/>
@@ -219,7 +219,7 @@
               <w:rPr>
                 <w:noProof/>
               </w:rPr>
-              <w:instrText xml:space="preserve"> PAGEREF _Toc242181783 \h </w:instrText>
+              <w:instrText xml:space="preserve"> PAGEREF _Toc242627245 \h </w:instrText>
             </w:r>
             <w:r>
               <w:rPr>
@@ -262,7 +262,7 @@
               <w14:ligatures w14:val="standardContextual"/>
             </w:rPr>
           </w:pPr>
-          <w:hyperlink w:anchor="_Toc242181784" w:history="1">
+          <w:hyperlink w:anchor="_Toc242627246" w:history="1">
             <w:r>
               <w:rPr>
                 <w:rStyle w:val="Hyperlink"/>
@@ -286,7 +286,7 @@
               <w:rPr>
                 <w:noProof/>
               </w:rPr>
-              <w:instrText xml:space="preserve"> PAGEREF _Toc242181784 \h </w:instrText>
+              <w:instrText xml:space="preserve"> PAGEREF _Toc242627246 \h </w:instrText>
             </w:r>
             <w:r>
               <w:rPr>
@@ -329,7 +329,7 @@
               <w14:ligatures w14:val="standardContextual"/>
             </w:rPr>
           </w:pPr>
-          <w:hyperlink w:anchor="_Toc242181785" w:history="1">
+          <w:hyperlink w:anchor="_Toc242627247" w:history="1">
             <w:r>
               <w:rPr>
                 <w:rStyle w:val="Hyperlink"/>
@@ -353,7 +353,7 @@
               <w:rPr>
                 <w:noProof/>
               </w:rPr>
-              <w:instrText xml:space="preserve"> PAGEREF _Toc242181785 \h </w:instrText>
+              <w:instrText xml:space="preserve"> PAGEREF _Toc242627247 \h </w:instrText>
             </w:r>
             <w:r>
               <w:rPr>
@@ -396,7 +396,7 @@
               <w14:ligatures w14:val="standardContextual"/>
             </w:rPr>
           </w:pPr>
-          <w:hyperlink w:anchor="_Toc242181786" w:history="1">
+          <w:hyperlink w:anchor="_Toc242627248" w:history="1">
             <w:r>
               <w:rPr>
                 <w:rStyle w:val="Hyperlink"/>
@@ -420,7 +420,7 @@
               <w:rPr>
                 <w:noProof/>
               </w:rPr>
-              <w:instrText xml:space="preserve"> PAGEREF _Toc242181786 \h </w:instrText>
+              <w:instrText xml:space="preserve"> PAGEREF _Toc242627248 \h </w:instrText>
             </w:r>
             <w:r>
               <w:rPr>
@@ -463,7 +463,7 @@
               <w14:ligatures w14:val="standardContextual"/>
             </w:rPr>
           </w:pPr>
-          <w:hyperlink w:anchor="_Toc242181787" w:history="1">
+          <w:hyperlink w:anchor="_Toc242627249" w:history="1">
             <w:r>
               <w:rPr>
                 <w:rStyle w:val="Hyperlink"/>
@@ -487,7 +487,7 @@
               <w:rPr>
                 <w:noProof/>
               </w:rPr>
-              <w:instrText xml:space="preserve"> PAGEREF _Toc242181787 \h </w:instrText>
+              <w:instrText xml:space="preserve"> PAGEREF _Toc242627249 \h </w:instrText>
             </w:r>
             <w:r>
               <w:rPr>
@@ -530,7 +530,7 @@
               <w14:ligatures w14:val="standardContextual"/>
             </w:rPr>
           </w:pPr>
-          <w:hyperlink w:anchor="_Toc242181788" w:history="1">
+          <w:hyperlink w:anchor="_Toc242627250" w:history="1">
             <w:r>
               <w:rPr>
                 <w:rStyle w:val="Hyperlink"/>
@@ -554,7 +554,7 @@
               <w:rPr>
                 <w:noProof/>
               </w:rPr>
-              <w:instrText xml:space="preserve"> PAGEREF _Toc242181788 \h </w:instrText>
+              <w:instrText xml:space="preserve"> PAGEREF _Toc242627250 \h </w:instrText>
             </w:r>
             <w:r>
               <w:rPr>
@@ -597,7 +597,7 @@
               <w14:ligatures w14:val="standardContextual"/>
             </w:rPr>
           </w:pPr>
-          <w:hyperlink w:anchor="_Toc242181789" w:history="1">
+          <w:hyperlink w:anchor="_Toc242627251" w:history="1">
             <w:r>
               <w:rPr>
                 <w:rStyle w:val="Hyperlink"/>
@@ -621,7 +621,7 @@
               <w:rPr>
                 <w:noProof/>
               </w:rPr>
-              <w:instrText xml:space="preserve"> PAGEREF _Toc242181789 \h </w:instrText>
+              <w:instrText xml:space="preserve"> PAGEREF _Toc242627251 \h </w:instrText>
             </w:r>
             <w:r>
               <w:rPr>
@@ -664,7 +664,7 @@
               <w14:ligatures w14:val="standardContextual"/>
             </w:rPr>
           </w:pPr>
-          <w:hyperlink w:anchor="_Toc242181790" w:history="1">
+          <w:hyperlink w:anchor="_Toc242627252" w:history="1">
             <w:r>
               <w:rPr>
                 <w:rStyle w:val="Hyperlink"/>
@@ -688,7 +688,7 @@
               <w:rPr>
                 <w:noProof/>
               </w:rPr>
-              <w:instrText xml:space="preserve"> PAGEREF _Toc242181790 \h </w:instrText>
+              <w:instrText xml:space="preserve"> PAGEREF _Toc242627252 \h </w:instrText>
             </w:r>
             <w:r>
               <w:rPr>
@@ -731,7 +731,7 @@
               <w14:ligatures w14:val="standardContextual"/>
             </w:rPr>
           </w:pPr>
-          <w:hyperlink w:anchor="_Toc242181791" w:history="1">
+          <w:hyperlink w:anchor="_Toc242627253" w:history="1">
             <w:r>
               <w:rPr>
                 <w:rStyle w:val="Hyperlink"/>
@@ -755,7 +755,7 @@
               <w:rPr>
                 <w:noProof/>
               </w:rPr>
-              <w:instrText xml:space="preserve"> PAGEREF _Toc242181791 \h </w:instrText>
+              <w:instrText xml:space="preserve"> PAGEREF _Toc242627253 \h </w:instrText>
             </w:r>
             <w:r>
               <w:rPr>
@@ -798,7 +798,7 @@
               <w14:ligatures w14:val="standardContextual"/>
             </w:rPr>
           </w:pPr>
-          <w:hyperlink w:anchor="_Toc242181792" w:history="1">
+          <w:hyperlink w:anchor="_Toc242627254" w:history="1">
             <w:r>
               <w:rPr>
                 <w:rStyle w:val="Hyperlink"/>
@@ -822,7 +822,7 @@
               <w:rPr>
                 <w:noProof/>
               </w:rPr>
-              <w:instrText xml:space="preserve"> PAGEREF _Toc242181792 \h </w:instrText>
+              <w:instrText xml:space="preserve"> PAGEREF _Toc242627254 \h </w:instrText>
             </w:r>
             <w:r>
               <w:rPr>
@@ -865,7 +865,7 @@
               <w14:ligatures w14:val="standardContextual"/>
             </w:rPr>
           </w:pPr>
-          <w:hyperlink w:anchor="_Toc242181793" w:history="1">
+          <w:hyperlink w:anchor="_Toc242627255" w:history="1">
             <w:r>
               <w:rPr>
                 <w:rStyle w:val="Hyperlink"/>
@@ -889,7 +889,7 @@
               <w:rPr>
                 <w:noProof/>
               </w:rPr>
-              <w:instrText xml:space="preserve"> PAGEREF _Toc242181793 \h </w:instrText>
+              <w:instrText xml:space="preserve"> PAGEREF _Toc242627255 \h </w:instrText>
             </w:r>
             <w:r>
               <w:rPr>
@@ -932,7 +932,7 @@
               <w14:ligatures w14:val="standardContextual"/>
             </w:rPr>
           </w:pPr>
-          <w:hyperlink w:anchor="_Toc242181794" w:history="1">
+          <w:hyperlink w:anchor="_Toc242627256" w:history="1">
             <w:r>
               <w:rPr>
                 <w:rStyle w:val="Hyperlink"/>
@@ -956,7 +956,7 @@
               <w:rPr>
                 <w:noProof/>
               </w:rPr>
-              <w:instrText xml:space="preserve"> PAGEREF _Toc242181794 \h </w:instrText>
+              <w:instrText xml:space="preserve"> PAGEREF _Toc242627256 \h </w:instrText>
             </w:r>
             <w:r>
               <w:rPr>
@@ -995,7 +995,7 @@
         <w:pStyle w:val="Heading1"/>
         <w:pageBreakBefore/>
       </w:pPr>
-      <w:bookmarkStart w:id="0" w:name="_Toc242181783"/>
+      <w:bookmarkStart w:id="0" w:name="_Toc242627245"/>
       <w:r>
         <w:t>1. Overview</w:t>
       </w:r>
@@ -1071,7 +1071,7 @@
           <w:noProof/>
         </w:rPr>
         <w:drawing>
-          <wp:inline distT="0" distB="0" distL="0" distR="0" wp14:anchorId="13EF8267" wp14:editId="666A6F53">
+          <wp:inline distT="0" distB="0" distL="0" distR="0" wp14:anchorId="0E9D00E7" wp14:editId="38385AB0">
             <wp:extent cx="5334000" cy="1914525"/>
             <wp:effectExtent l="0" t="0" r="0" b="0"/>
             <wp:docPr id="2" name="signature-pad.png" descr="Signature mode: the pad, the toolbar and a note about the signature" title="Signature mode: the pad, the toolbar and a note about the signature"/>
@@ -1130,7 +1130,7 @@
       <w:pPr>
         <w:pStyle w:val="Heading2"/>
       </w:pPr>
-      <w:bookmarkStart w:id="1" w:name="_Toc242181784"/>
+      <w:bookmarkStart w:id="1" w:name="_Toc242627246"/>
       <w:r>
         <w:t>Features</w:t>
       </w:r>
@@ -1151,7 +1151,7 @@
           <w:left w:w="10" w:type="dxa"/>
           <w:right w:w="10" w:type="dxa"/>
         </w:tblCellMar>
-        <w:tblLook w:val="04A0" w:firstRow="1" w:lastRow="0" w:firstColumn="1" w:lastColumn="0" w:noHBand="0" w:noVBand="1"/>
+        <w:tblLook w:val="0000" w:firstRow="0" w:lastRow="0" w:firstColumn="0" w:lastColumn="0" w:noHBand="0" w:noVBand="0"/>
       </w:tblPr>
       <w:tblGrid>
         <w:gridCol w:w="2400"/>
@@ -1983,7 +1983,7 @@
         <w:pStyle w:val="Heading1"/>
         <w:pageBreakBefore/>
       </w:pPr>
-      <w:bookmarkStart w:id="2" w:name="_Toc242181785"/>
+      <w:bookmarkStart w:id="2" w:name="_Toc242627247"/>
       <w:r>
         <w:t>2. Requirements</w:t>
       </w:r>
@@ -2095,7 +2095,7 @@
       <w:pPr>
         <w:pStyle w:val="Heading1"/>
       </w:pPr>
-      <w:bookmarkStart w:id="3" w:name="_Toc242181786"/>
+      <w:bookmarkStart w:id="3" w:name="_Toc242627248"/>
       <w:r>
         <w:t>3. Install the solution</w:t>
       </w:r>
@@ -2120,7 +2120,7 @@
           <w:sz w:val="19"/>
           <w:szCs w:val="19"/>
         </w:rPr>
-        <w:t>ArtSignaturePad_managed.zip</w:t>
+        <w:t>MrtSignaturePad_managed.zip</w:t>
       </w:r>
       <w:r>
         <w:t xml:space="preserve"> from the latest </w:t>
@@ -2261,7 +2261,7 @@
         <w:pStyle w:val="Heading1"/>
         <w:pageBreakBefore/>
       </w:pPr>
-      <w:bookmarkStart w:id="4" w:name="_Toc242181787"/>
+      <w:bookmarkStart w:id="4" w:name="_Toc242627249"/>
       <w:r>
         <w:t>4. Add the control to a form</w:t>
       </w:r>
@@ -2383,7 +2383,7 @@
           <w:b/>
           <w:bCs/>
         </w:rPr>
-        <w:t>Signature Pad (AnkitRana-Tech)</w:t>
+        <w:t>Signature Pad (Montariva Technology)</w:t>
       </w:r>
       <w:r>
         <w:t>.</w:t>
@@ -2523,7 +2523,7 @@
         <w:t>Add Control...</w:t>
       </w:r>
       <w:r>
-        <w:t xml:space="preserve"> &gt; Signature Pad (AnkitRana-Tech) &gt; set the options &gt; select the Web / Phone / Tablet options &gt; </w:t>
+        <w:t xml:space="preserve"> &gt; Signature Pad (Montariva Technology) &gt; set the options &gt; select the Web / Phone / Tablet options &gt; </w:t>
       </w:r>
       <w:r>
         <w:rPr>
@@ -2569,7 +2569,7 @@
         <w:pStyle w:val="Heading1"/>
         <w:pageBreakBefore/>
       </w:pPr>
-      <w:bookmarkStart w:id="5" w:name="_Toc242181788"/>
+      <w:bookmarkStart w:id="5" w:name="_Toc242627250"/>
       <w:r>
         <w:t>5. Settings reference</w:t>
       </w:r>
@@ -2590,7 +2590,7 @@
           <w:left w:w="10" w:type="dxa"/>
           <w:right w:w="10" w:type="dxa"/>
         </w:tblCellMar>
-        <w:tblLook w:val="04A0" w:firstRow="1" w:lastRow="0" w:firstColumn="1" w:lastColumn="0" w:noHBand="0" w:noVBand="1"/>
+        <w:tblLook w:val="0000" w:firstRow="0" w:lastRow="0" w:firstColumn="0" w:lastColumn="0" w:noHBand="0" w:noVBand="0"/>
       </w:tblPr>
       <w:tblGrid>
         <w:gridCol w:w="2500"/>
@@ -3878,7 +3878,7 @@
       <w:pPr>
         <w:pStyle w:val="Heading2"/>
       </w:pPr>
-      <w:bookmarkStart w:id="6" w:name="_Toc242181789"/>
+      <w:bookmarkStart w:id="6" w:name="_Toc242627251"/>
       <w:r>
         <w:t>Example setups</w:t>
       </w:r>
@@ -3899,7 +3899,7 @@
           <w:left w:w="10" w:type="dxa"/>
           <w:right w:w="10" w:type="dxa"/>
         </w:tblCellMar>
-        <w:tblLook w:val="04A0" w:firstRow="1" w:lastRow="0" w:firstColumn="1" w:lastColumn="0" w:noHBand="0" w:noVBand="1"/>
+        <w:tblLook w:val="0000" w:firstRow="0" w:lastRow="0" w:firstColumn="0" w:lastColumn="0" w:noHBand="0" w:noVBand="0"/>
       </w:tblPr>
       <w:tblGrid>
         <w:gridCol w:w="3200"/>
@@ -4206,7 +4206,7 @@
         <w:pStyle w:val="Heading1"/>
         <w:pageBreakBefore/>
       </w:pPr>
-      <w:bookmarkStart w:id="7" w:name="_Toc242181790"/>
+      <w:bookmarkStart w:id="7" w:name="_Toc242627252"/>
       <w:r>
         <w:t>6. Using the control</w:t>
       </w:r>
@@ -4222,7 +4222,7 @@
           <w:noProof/>
         </w:rPr>
         <w:drawing>
-          <wp:inline distT="0" distB="0" distL="0" distR="0" wp14:anchorId="1C3DAF0D" wp14:editId="05714EC8">
+          <wp:inline distT="0" distB="0" distL="0" distR="0" wp14:anchorId="64FBD153" wp14:editId="2B9A509E">
             <wp:extent cx="5334000" cy="2076450"/>
             <wp:effectExtent l="0" t="0" r="0" b="0"/>
             <wp:docPr id="3" name="signature-edit.png" descr="Editing a saved signature: part of it rubbed out with the eraser" title="Editing a saved signature: part of it rubbed out with the eraser"/>
@@ -4292,7 +4292,7 @@
           <w:left w:w="10" w:type="dxa"/>
           <w:right w:w="10" w:type="dxa"/>
         </w:tblCellMar>
-        <w:tblLook w:val="04A0" w:firstRow="1" w:lastRow="0" w:firstColumn="1" w:lastColumn="0" w:noHBand="0" w:noVBand="1"/>
+        <w:tblLook w:val="0000" w:firstRow="0" w:lastRow="0" w:firstColumn="0" w:lastColumn="0" w:noHBand="0" w:noVBand="0"/>
       </w:tblPr>
       <w:tblGrid>
         <w:gridCol w:w="2400"/>
@@ -5142,7 +5142,7 @@
           <w:noProof/>
         </w:rPr>
         <w:drawing>
-          <wp:inline distT="0" distB="0" distL="0" distR="0" wp14:anchorId="66E805F4" wp14:editId="6E393D6D">
+          <wp:inline distT="0" distB="0" distL="0" distR="0" wp14:anchorId="5A1393B7" wp14:editId="3C16B6E9">
             <wp:extent cx="4572000" cy="4238625"/>
             <wp:effectExtent l="0" t="0" r="0" b="0"/>
             <wp:docPr id="4" name="drawing-mode.png" descr="Drawing mode: three saved drawings with notes, newest first" title="Drawing mode: three saved drawings with notes, newest first"/>
@@ -5202,7 +5202,7 @@
         <w:pStyle w:val="Heading1"/>
         <w:pageBreakBefore/>
       </w:pPr>
-      <w:bookmarkStart w:id="8" w:name="_Toc242181791"/>
+      <w:bookmarkStart w:id="8" w:name="_Toc242627253"/>
       <w:r>
         <w:t>7. How images are saved</w:t>
       </w:r>
@@ -5223,7 +5223,7 @@
           <w:left w:w="10" w:type="dxa"/>
           <w:right w:w="10" w:type="dxa"/>
         </w:tblCellMar>
-        <w:tblLook w:val="04A0" w:firstRow="1" w:lastRow="0" w:firstColumn="1" w:lastColumn="0" w:noHBand="0" w:noVBand="1"/>
+        <w:tblLook w:val="0000" w:firstRow="0" w:lastRow="0" w:firstColumn="0" w:lastColumn="0" w:noHBand="0" w:noVBand="0"/>
       </w:tblPr>
       <w:tblGrid>
         <w:gridCol w:w="2600"/>
@@ -5650,7 +5650,7 @@
         <w:pStyle w:val="Heading1"/>
         <w:pageBreakBefore/>
       </w:pPr>
-      <w:bookmarkStart w:id="9" w:name="_Toc242181792"/>
+      <w:bookmarkStart w:id="9" w:name="_Toc242627254"/>
       <w:r>
         <w:t>8. Security</w:t>
       </w:r>
@@ -5679,7 +5679,7 @@
           <w:left w:w="10" w:type="dxa"/>
           <w:right w:w="10" w:type="dxa"/>
         </w:tblCellMar>
-        <w:tblLook w:val="04A0" w:firstRow="1" w:lastRow="0" w:firstColumn="1" w:lastColumn="0" w:noHBand="0" w:noVBand="1"/>
+        <w:tblLook w:val="0000" w:firstRow="0" w:lastRow="0" w:firstColumn="0" w:lastColumn="0" w:noHBand="0" w:noVBand="0"/>
       </w:tblPr>
       <w:tblGrid>
         <w:gridCol w:w="2600"/>
@@ -6101,7 +6101,7 @@
         <w:pStyle w:val="Heading1"/>
         <w:pageBreakBefore/>
       </w:pPr>
-      <w:bookmarkStart w:id="10" w:name="_Toc242181793"/>
+      <w:bookmarkStart w:id="10" w:name="_Toc242627255"/>
       <w:r>
         <w:t>9. Troubleshooting</w:t>
       </w:r>
@@ -6122,7 +6122,7 @@
           <w:left w:w="10" w:type="dxa"/>
           <w:right w:w="10" w:type="dxa"/>
         </w:tblCellMar>
-        <w:tblLook w:val="04A0" w:firstRow="1" w:lastRow="0" w:firstColumn="1" w:lastColumn="0" w:noHBand="0" w:noVBand="1"/>
+        <w:tblLook w:val="0000" w:firstRow="0" w:lastRow="0" w:firstColumn="0" w:lastColumn="0" w:noHBand="0" w:noVBand="0"/>
       </w:tblPr>
       <w:tblGrid>
         <w:gridCol w:w="3600"/>
@@ -6802,7 +6802,7 @@
       <w:pPr>
         <w:pStyle w:val="Heading1"/>
       </w:pPr>
-      <w:bookmarkStart w:id="11" w:name="_Toc242181794"/>
+      <w:bookmarkStart w:id="11" w:name="_Toc242627256"/>
       <w:r>
         <w:t>10. Update or uninstall</w:t>
       </w:r>
@@ -6919,7 +6919,7 @@
         <w:sz w:val="16"/>
         <w:szCs w:val="16"/>
       </w:rPr>
-      <w:t>AnkitRana-Tech  ·  github.com/ankitrana</w:t>
+      <w:t>Montariva Technology  ·  github.com/ankitrana</w:t>
     </w:r>
     <w:r>
       <w:rPr>
@@ -7090,10 +7090,64 @@
 <file path=word/numbering.xml><?xml version="1.0" encoding="utf-8"?>
 <w:numbering xmlns:wpc="http://schemas.microsoft.com/office/word/2010/wordprocessingCanvas" xmlns:cx="http://schemas.microsoft.com/office/drawing/2014/chartex" xmlns:cx1="http://schemas.microsoft.com/office/drawing/2015/9/8/chartex" xmlns:cx2="http://schemas.microsoft.com/office/drawing/2015/10/21/chartex" xmlns:cx3="http://schemas.microsoft.com/office/drawing/2016/5/9/chartex" xmlns:cx4="http://schemas.microsoft.com/office/drawing/2016/5/10/chartex" xmlns:cx5="http://schemas.microsoft.com/office/drawing/2016/5/11/chartex" xmlns:cx6="http://schemas.microsoft.com/office/drawing/2016/5/12/chartex" xmlns:cx7="http://schemas.microsoft.com/office/drawing/2016/5/13/chartex" xmlns:cx8="http://schemas.microsoft.com/office/drawing/2016/5/14/chartex" xmlns:mc="http://schemas.openxmlformats.org/markup-compatibility/2006" xmlns:aink="http://schemas.microsoft.com/office/drawing/2016/ink" xmlns:am3d="http://schemas.microsoft.com/office/drawing/2017/model3d" xmlns:o="urn:schemas-microsoft-com:office:office" xmlns:oel="http://schemas.microsoft.com/office/2019/extlst" xmlns:r="http://schemas.openxmlformats.org/officeDocument/2006/relationships" xmlns:m="http://schemas.openxmlformats.org/officeDocument/2006/math" xmlns:v="urn:schemas-microsoft-com:vml" xmlns:wp14="http://schemas.microsoft.com/office/word/2010/wordprocessingDrawing" xmlns:wp="http://schemas.openxmlformats.org/drawingml/2006/wordprocessingDrawing" xmlns:w10="urn:schemas-microsoft-com:office:word" xmlns:w="http://schemas.openxmlformats.org/wordprocessingml/2006/main" xmlns:w14="http://schemas.microsoft.com/office/word/2010/wordml" xmlns:w15="http://schemas.microsoft.com/office/word/2012/wordml" xmlns:w16cex="http://schemas.microsoft.com/office/word/2018/wordml/cex" xmlns:w16cid="http://schemas.microsoft.com/office/word/2016/wordml/cid" xmlns:w16="http://schemas.microsoft.com/office/word/2018/wordml" xmlns:w16du="http://schemas.microsoft.com/office/word/2023/wordml/word16du" xmlns:w16sdtdh="http://schemas.microsoft.com/office/word/2020/wordml/sdtdatahash" xmlns:w16sdtfl="http://schemas.microsoft.com/office/word/2024/wordml/sdtformatlock" xmlns:w16se="http://schemas.microsoft.com/office/word/2015/wordml/symex" xmlns:wpg="http://schemas.microsoft.com/office/word/2010/wordprocessingGroup" xmlns:wpi="http://schemas.microsoft.com/office/word/2010/wordprocessingInk" xmlns:wne="http://schemas.microsoft.com/office/word/2006/wordml" xmlns:wps="http://schemas.microsoft.com/office/word/2010/wordprocessingShape" mc:Ignorable="w14 w15 w16se w16cid w16 w16cex w16sdtdh w16sdtfl w16du wp14">
   <w:abstractNum w:abstractNumId="0" w15:restartNumberingAfterBreak="0">
-    <w:nsid w:val="03504B2A"/>
+    <w:nsid w:val="0EE87AB9"/>
     <w:multiLevelType w:val="hybridMultilevel"/>
-    <w:tmpl w:val="A4EC7168"/>
-    <w:lvl w:ilvl="0" w:tplc="0A329DA8">
+    <w:tmpl w:val="C53293DC"/>
+    <w:lvl w:ilvl="0" w:tplc="E35283F0">
+      <w:start w:val="1"/>
+      <w:numFmt w:val="bullet"/>
+      <w:lvlText w:val="•"/>
+      <w:lvlJc w:val="left"/>
+      <w:pPr>
+        <w:ind w:left="400" w:hanging="260"/>
+      </w:pPr>
+    </w:lvl>
+    <w:lvl w:ilvl="1" w:tplc="F55ECB08">
+      <w:numFmt w:val="decimal"/>
+      <w:lvlText w:val=""/>
+      <w:lvlJc w:val="left"/>
+    </w:lvl>
+    <w:lvl w:ilvl="2" w:tplc="67BC1C64">
+      <w:numFmt w:val="decimal"/>
+      <w:lvlText w:val=""/>
+      <w:lvlJc w:val="left"/>
+    </w:lvl>
+    <w:lvl w:ilvl="3" w:tplc="7C82E568">
+      <w:numFmt w:val="decimal"/>
+      <w:lvlText w:val=""/>
+      <w:lvlJc w:val="left"/>
+    </w:lvl>
+    <w:lvl w:ilvl="4" w:tplc="8D0C7FA4">
+      <w:numFmt w:val="decimal"/>
+      <w:lvlText w:val=""/>
+      <w:lvlJc w:val="left"/>
+    </w:lvl>
+    <w:lvl w:ilvl="5" w:tplc="4F783B56">
+      <w:numFmt w:val="decimal"/>
+      <w:lvlText w:val=""/>
+      <w:lvlJc w:val="left"/>
+    </w:lvl>
+    <w:lvl w:ilvl="6" w:tplc="B4AE2652">
+      <w:numFmt w:val="decimal"/>
+      <w:lvlText w:val=""/>
+      <w:lvlJc w:val="left"/>
+    </w:lvl>
+    <w:lvl w:ilvl="7" w:tplc="86D413CA">
+      <w:numFmt w:val="decimal"/>
+      <w:lvlText w:val=""/>
+      <w:lvlJc w:val="left"/>
+    </w:lvl>
+    <w:lvl w:ilvl="8" w:tplc="9EA6DDC8">
+      <w:numFmt w:val="decimal"/>
+      <w:lvlText w:val=""/>
+      <w:lvlJc w:val="left"/>
+    </w:lvl>
+  </w:abstractNum>
+  <w:abstractNum w:abstractNumId="1" w15:restartNumberingAfterBreak="0">
+    <w:nsid w:val="49534B1F"/>
+    <w:multiLevelType w:val="hybridMultilevel"/>
+    <w:tmpl w:val="69764534"/>
+    <w:lvl w:ilvl="0" w:tplc="45589A72">
       <w:start w:val="1"/>
       <w:numFmt w:val="decimal"/>
       <w:lvlText w:val="%1."/>
@@ -7102,106 +7156,106 @@
         <w:ind w:left="400" w:hanging="300"/>
       </w:pPr>
     </w:lvl>
-    <w:lvl w:ilvl="1" w:tplc="A78ADC6C">
+    <w:lvl w:ilvl="1" w:tplc="884C44BE">
       <w:numFmt w:val="decimal"/>
       <w:lvlText w:val=""/>
       <w:lvlJc w:val="left"/>
     </w:lvl>
-    <w:lvl w:ilvl="2" w:tplc="BD5AA688">
+    <w:lvl w:ilvl="2" w:tplc="9CDE887C">
       <w:numFmt w:val="decimal"/>
       <w:lvlText w:val=""/>
       <w:lvlJc w:val="left"/>
     </w:lvl>
-    <w:lvl w:ilvl="3" w:tplc="37A41C72">
+    <w:lvl w:ilvl="3" w:tplc="8FCE5A90">
       <w:numFmt w:val="decimal"/>
       <w:lvlText w:val=""/>
       <w:lvlJc w:val="left"/>
     </w:lvl>
-    <w:lvl w:ilvl="4" w:tplc="81168A86">
+    <w:lvl w:ilvl="4" w:tplc="BBAC6384">
       <w:numFmt w:val="decimal"/>
       <w:lvlText w:val=""/>
       <w:lvlJc w:val="left"/>
     </w:lvl>
-    <w:lvl w:ilvl="5" w:tplc="B318207A">
+    <w:lvl w:ilvl="5" w:tplc="275EC230">
       <w:numFmt w:val="decimal"/>
       <w:lvlText w:val=""/>
       <w:lvlJc w:val="left"/>
     </w:lvl>
-    <w:lvl w:ilvl="6" w:tplc="39502CF4">
+    <w:lvl w:ilvl="6" w:tplc="4C58259A">
       <w:numFmt w:val="decimal"/>
       <w:lvlText w:val=""/>
       <w:lvlJc w:val="left"/>
     </w:lvl>
-    <w:lvl w:ilvl="7" w:tplc="DADEF432">
+    <w:lvl w:ilvl="7" w:tplc="D66683CC">
       <w:numFmt w:val="decimal"/>
       <w:lvlText w:val=""/>
       <w:lvlJc w:val="left"/>
     </w:lvl>
-    <w:lvl w:ilvl="8" w:tplc="A5866D7E">
-      <w:numFmt w:val="decimal"/>
-      <w:lvlText w:val=""/>
-      <w:lvlJc w:val="left"/>
-    </w:lvl>
-  </w:abstractNum>
-  <w:abstractNum w:abstractNumId="1" w15:restartNumberingAfterBreak="0">
-    <w:nsid w:val="1BA83181"/>
-    <w:multiLevelType w:val="hybridMultilevel"/>
-    <w:tmpl w:val="B1326002"/>
-    <w:lvl w:ilvl="0" w:tplc="877ACDF0">
-      <w:start w:val="1"/>
-      <w:numFmt w:val="bullet"/>
-      <w:lvlText w:val="•"/>
-      <w:lvlJc w:val="left"/>
-      <w:pPr>
-        <w:ind w:left="400" w:hanging="260"/>
-      </w:pPr>
-    </w:lvl>
-    <w:lvl w:ilvl="1" w:tplc="0A360D58">
-      <w:numFmt w:val="decimal"/>
-      <w:lvlText w:val=""/>
-      <w:lvlJc w:val="left"/>
-    </w:lvl>
-    <w:lvl w:ilvl="2" w:tplc="26141516">
-      <w:numFmt w:val="decimal"/>
-      <w:lvlText w:val=""/>
-      <w:lvlJc w:val="left"/>
-    </w:lvl>
-    <w:lvl w:ilvl="3" w:tplc="3F96D9BE">
-      <w:numFmt w:val="decimal"/>
-      <w:lvlText w:val=""/>
-      <w:lvlJc w:val="left"/>
-    </w:lvl>
-    <w:lvl w:ilvl="4" w:tplc="F3BADA80">
-      <w:numFmt w:val="decimal"/>
-      <w:lvlText w:val=""/>
-      <w:lvlJc w:val="left"/>
-    </w:lvl>
-    <w:lvl w:ilvl="5" w:tplc="21C60D34">
-      <w:numFmt w:val="decimal"/>
-      <w:lvlText w:val=""/>
-      <w:lvlJc w:val="left"/>
-    </w:lvl>
-    <w:lvl w:ilvl="6" w:tplc="C8DC544C">
-      <w:numFmt w:val="decimal"/>
-      <w:lvlText w:val=""/>
-      <w:lvlJc w:val="left"/>
-    </w:lvl>
-    <w:lvl w:ilvl="7" w:tplc="5D3E7D20">
-      <w:numFmt w:val="decimal"/>
-      <w:lvlText w:val=""/>
-      <w:lvlJc w:val="left"/>
-    </w:lvl>
-    <w:lvl w:ilvl="8" w:tplc="BA26F1F6">
+    <w:lvl w:ilvl="8" w:tplc="94121DBE">
       <w:numFmt w:val="decimal"/>
       <w:lvlText w:val=""/>
       <w:lvlJc w:val="left"/>
     </w:lvl>
   </w:abstractNum>
   <w:abstractNum w:abstractNumId="2" w15:restartNumberingAfterBreak="0">
-    <w:nsid w:val="32AA4ECC"/>
+    <w:nsid w:val="55C000C8"/>
     <w:multiLevelType w:val="hybridMultilevel"/>
-    <w:tmpl w:val="8A4CF16C"/>
-    <w:lvl w:ilvl="0" w:tplc="5EB018AE" w:tentative="1">
+    <w:tmpl w:val="5470D948"/>
+    <w:lvl w:ilvl="0" w:tplc="2C089B98">
+      <w:start w:val="1"/>
+      <w:numFmt w:val="decimal"/>
+      <w:lvlText w:val="%1."/>
+      <w:lvlJc w:val="left"/>
+      <w:pPr>
+        <w:ind w:left="400" w:hanging="300"/>
+      </w:pPr>
+    </w:lvl>
+    <w:lvl w:ilvl="1" w:tplc="A7CEFB6E">
+      <w:numFmt w:val="decimal"/>
+      <w:lvlText w:val=""/>
+      <w:lvlJc w:val="left"/>
+    </w:lvl>
+    <w:lvl w:ilvl="2" w:tplc="4086B1FC">
+      <w:numFmt w:val="decimal"/>
+      <w:lvlText w:val=""/>
+      <w:lvlJc w:val="left"/>
+    </w:lvl>
+    <w:lvl w:ilvl="3" w:tplc="8D348542">
+      <w:numFmt w:val="decimal"/>
+      <w:lvlText w:val=""/>
+      <w:lvlJc w:val="left"/>
+    </w:lvl>
+    <w:lvl w:ilvl="4" w:tplc="BE009CA6">
+      <w:numFmt w:val="decimal"/>
+      <w:lvlText w:val=""/>
+      <w:lvlJc w:val="left"/>
+    </w:lvl>
+    <w:lvl w:ilvl="5" w:tplc="16ECAD90">
+      <w:numFmt w:val="decimal"/>
+      <w:lvlText w:val=""/>
+      <w:lvlJc w:val="left"/>
+    </w:lvl>
+    <w:lvl w:ilvl="6" w:tplc="06E6E0D4">
+      <w:numFmt w:val="decimal"/>
+      <w:lvlText w:val=""/>
+      <w:lvlJc w:val="left"/>
+    </w:lvl>
+    <w:lvl w:ilvl="7" w:tplc="D1CC1B90">
+      <w:numFmt w:val="decimal"/>
+      <w:lvlText w:val=""/>
+      <w:lvlJc w:val="left"/>
+    </w:lvl>
+    <w:lvl w:ilvl="8" w:tplc="B394CB7E">
+      <w:numFmt w:val="decimal"/>
+      <w:lvlText w:val=""/>
+      <w:lvlJc w:val="left"/>
+    </w:lvl>
+  </w:abstractNum>
+  <w:abstractNum w:abstractNumId="3" w15:restartNumberingAfterBreak="0">
+    <w:nsid w:val="6E190B8B"/>
+    <w:multiLevelType w:val="hybridMultilevel"/>
+    <w:tmpl w:val="105036C8"/>
+    <w:lvl w:ilvl="0" w:tplc="0C289CF4" w:tentative="1">
       <w:start w:val="1"/>
       <w:numFmt w:val="bullet"/>
       <w:lvlText w:val="●"/>
@@ -7210,7 +7264,7 @@
         <w:ind w:left="720" w:hanging="360"/>
       </w:pPr>
     </w:lvl>
-    <w:lvl w:ilvl="1" w:tplc="2D685FD6" w:tentative="1">
+    <w:lvl w:ilvl="1" w:tplc="A35A367E" w:tentative="1">
       <w:start w:val="1"/>
       <w:numFmt w:val="bullet"/>
       <w:lvlText w:val="○"/>
@@ -7219,7 +7273,7 @@
         <w:ind w:left="1440" w:hanging="360"/>
       </w:pPr>
     </w:lvl>
-    <w:lvl w:ilvl="2" w:tplc="E912F310" w:tentative="1">
+    <w:lvl w:ilvl="2" w:tplc="C8A4CF3E" w:tentative="1">
       <w:start w:val="1"/>
       <w:numFmt w:val="bullet"/>
       <w:lvlText w:val="■"/>
@@ -7228,7 +7282,7 @@
         <w:ind w:left="2160" w:hanging="360"/>
       </w:pPr>
     </w:lvl>
-    <w:lvl w:ilvl="3" w:tplc="6F5472B6" w:tentative="1">
+    <w:lvl w:ilvl="3" w:tplc="F9FE25A0" w:tentative="1">
       <w:start w:val="1"/>
       <w:numFmt w:val="bullet"/>
       <w:lvlText w:val="●"/>
@@ -7237,7 +7291,7 @@
         <w:ind w:left="2880" w:hanging="360"/>
       </w:pPr>
     </w:lvl>
-    <w:lvl w:ilvl="4" w:tplc="53EC0464" w:tentative="1">
+    <w:lvl w:ilvl="4" w:tplc="AF40CAB8" w:tentative="1">
       <w:start w:val="1"/>
       <w:numFmt w:val="bullet"/>
       <w:lvlText w:val="○"/>
@@ -7246,7 +7300,7 @@
         <w:ind w:left="3600" w:hanging="360"/>
       </w:pPr>
     </w:lvl>
-    <w:lvl w:ilvl="5" w:tplc="D8D2982E" w:tentative="1">
+    <w:lvl w:ilvl="5" w:tplc="A27E6E54" w:tentative="1">
       <w:start w:val="1"/>
       <w:numFmt w:val="bullet"/>
       <w:lvlText w:val="■"/>
@@ -7255,7 +7309,7 @@
         <w:ind w:left="4320" w:hanging="360"/>
       </w:pPr>
     </w:lvl>
-    <w:lvl w:ilvl="6" w:tplc="B3568C7A" w:tentative="1">
+    <w:lvl w:ilvl="6" w:tplc="0658D5F4" w:tentative="1">
       <w:start w:val="1"/>
       <w:numFmt w:val="bullet"/>
       <w:lvlText w:val="●"/>
@@ -7264,7 +7318,7 @@
         <w:ind w:left="5040" w:hanging="360"/>
       </w:pPr>
     </w:lvl>
-    <w:lvl w:ilvl="7" w:tplc="9496A89E" w:tentative="1">
+    <w:lvl w:ilvl="7" w:tplc="9912E6BA" w:tentative="1">
       <w:start w:val="1"/>
       <w:numFmt w:val="bullet"/>
       <w:lvlText w:val="●"/>
@@ -7273,7 +7327,7 @@
         <w:ind w:left="5760" w:hanging="360"/>
       </w:pPr>
     </w:lvl>
-    <w:lvl w:ilvl="8" w:tplc="5778EBDA" w:tentative="1">
+    <w:lvl w:ilvl="8" w:tplc="2DCEC594" w:tentative="1">
       <w:start w:val="1"/>
       <w:numFmt w:val="bullet"/>
       <w:lvlText w:val="●"/>
@@ -7283,80 +7337,26 @@
       </w:pPr>
     </w:lvl>
   </w:abstractNum>
-  <w:abstractNum w:abstractNumId="3" w15:restartNumberingAfterBreak="0">
-    <w:nsid w:val="3D27380A"/>
-    <w:multiLevelType w:val="hybridMultilevel"/>
-    <w:tmpl w:val="26667276"/>
-    <w:lvl w:ilvl="0" w:tplc="7C203B52">
-      <w:start w:val="1"/>
-      <w:numFmt w:val="decimal"/>
-      <w:lvlText w:val="%1."/>
-      <w:lvlJc w:val="left"/>
-      <w:pPr>
-        <w:ind w:left="400" w:hanging="300"/>
-      </w:pPr>
-    </w:lvl>
-    <w:lvl w:ilvl="1" w:tplc="4210F298">
-      <w:numFmt w:val="decimal"/>
-      <w:lvlText w:val=""/>
-      <w:lvlJc w:val="left"/>
-    </w:lvl>
-    <w:lvl w:ilvl="2" w:tplc="3A5062F6">
-      <w:numFmt w:val="decimal"/>
-      <w:lvlText w:val=""/>
-      <w:lvlJc w:val="left"/>
-    </w:lvl>
-    <w:lvl w:ilvl="3" w:tplc="F5EC1DE8">
-      <w:numFmt w:val="decimal"/>
-      <w:lvlText w:val=""/>
-      <w:lvlJc w:val="left"/>
-    </w:lvl>
-    <w:lvl w:ilvl="4" w:tplc="D1EABB06">
-      <w:numFmt w:val="decimal"/>
-      <w:lvlText w:val=""/>
-      <w:lvlJc w:val="left"/>
-    </w:lvl>
-    <w:lvl w:ilvl="5" w:tplc="4E404B1A">
-      <w:numFmt w:val="decimal"/>
-      <w:lvlText w:val=""/>
-      <w:lvlJc w:val="left"/>
-    </w:lvl>
-    <w:lvl w:ilvl="6" w:tplc="B96CE63C">
-      <w:numFmt w:val="decimal"/>
-      <w:lvlText w:val=""/>
-      <w:lvlJc w:val="left"/>
-    </w:lvl>
-    <w:lvl w:ilvl="7" w:tplc="085AA31E">
-      <w:numFmt w:val="decimal"/>
-      <w:lvlText w:val=""/>
-      <w:lvlJc w:val="left"/>
-    </w:lvl>
-    <w:lvl w:ilvl="8" w:tplc="1DE0A178">
-      <w:numFmt w:val="decimal"/>
-      <w:lvlText w:val=""/>
-      <w:lvlJc w:val="left"/>
-    </w:lvl>
-  </w:abstractNum>
-  <w:num w:numId="1" w16cid:durableId="127675493">
+  <w:num w:numId="1" w16cid:durableId="1388719530">
+    <w:abstractNumId w:val="3"/>
+    <w:lvlOverride w:ilvl="0">
+      <w:startOverride w:val="1"/>
+    </w:lvlOverride>
+  </w:num>
+  <w:num w:numId="2" w16cid:durableId="2069456740">
+    <w:abstractNumId w:val="0"/>
+    <w:lvlOverride w:ilvl="0">
+      <w:startOverride w:val="1"/>
+    </w:lvlOverride>
+  </w:num>
+  <w:num w:numId="3" w16cid:durableId="790055167">
     <w:abstractNumId w:val="2"/>
     <w:lvlOverride w:ilvl="0">
       <w:startOverride w:val="1"/>
     </w:lvlOverride>
   </w:num>
-  <w:num w:numId="2" w16cid:durableId="1585606268">
+  <w:num w:numId="4" w16cid:durableId="1551333728">
     <w:abstractNumId w:val="1"/>
-    <w:lvlOverride w:ilvl="0">
-      <w:startOverride w:val="1"/>
-    </w:lvlOverride>
-  </w:num>
-  <w:num w:numId="3" w16cid:durableId="2116054091">
-    <w:abstractNumId w:val="0"/>
-    <w:lvlOverride w:ilvl="0">
-      <w:startOverride w:val="1"/>
-    </w:lvlOverride>
-  </w:num>
-  <w:num w:numId="4" w16cid:durableId="2005669967">
-    <w:abstractNumId w:val="3"/>
     <w:lvlOverride w:ilvl="0">
       <w:startOverride w:val="1"/>
     </w:lvlOverride>
@@ -7997,7 +7997,7 @@
     <w:autoRedefine/>
     <w:uiPriority w:val="39"/>
     <w:unhideWhenUsed/>
-    <w:rsid w:val="0059052C"/>
+    <w:rsid w:val="006A333E"/>
     <w:pPr>
       <w:spacing w:after="100"/>
     </w:pPr>
@@ -8009,7 +8009,7 @@
     <w:autoRedefine/>
     <w:uiPriority w:val="39"/>
     <w:unhideWhenUsed/>
-    <w:rsid w:val="0059052C"/>
+    <w:rsid w:val="006A333E"/>
     <w:pPr>
       <w:spacing w:after="100"/>
       <w:ind w:left="210"/>
